--- a/resume/Krishnakumar-CV.docx
+++ b/resume/Krishnakumar-CV.docx
@@ -397,7 +397,7 @@
           <w:color w:val="1A1A1A"/>
           <w:sz w:val="20"/>
         </w:rPr>
-        <w:t xml:space="preserve"> a fault-tolerant fulfillment subsystem syncing across </w:t>
+        <w:t xml:space="preserve"> a fault-tolerant fulfillment subsystem ingesting events from </w:t>
       </w:r>
       <w:r>
         <w:rPr>
@@ -413,7 +413,7 @@
           <w:color w:val="1A1A1A"/>
           <w:sz w:val="20"/>
         </w:rPr>
-        <w:t xml:space="preserve"> (hundreds of thousands of events per day), designed for idempotent consumers, ordered delivery, and safe recovery under partial failures. Scaled it to sustain </w:t>
+        <w:t xml:space="preserve"> (hundreds of thousands of events per day), designed for idempotent consumers, ordered delivery, and safe recovery under partial failures. Fulfillment events are linked to upstream product and variant entities before being published for downstream inventory consumers, making ordering a core design constraint. Scaled the pipeline to sustain </w:t>
       </w:r>
       <w:r>
         <w:rPr>
@@ -429,7 +429,7 @@
           <w:color w:val="1A1A1A"/>
           <w:sz w:val="20"/>
         </w:rPr>
-        <w:t xml:space="preserve"> through database partitioning, sharding, and load-based autoscaling, verifying the throughput with custom load-generation scripts.</w:t>
+        <w:t xml:space="preserve"> through database partitioning, sharding, and load-based autoscaling, verifying throughput with custom load-generation scripts.</w:t>
       </w:r>
     </w:p>
     <w:p>

--- a/resume/Krishnakumar-CV.docx
+++ b/resume/Krishnakumar-CV.docx
@@ -6,6 +6,7 @@
       <w:pPr>
         <w:spacing w:after="40"/>
         <w:jc w:val="center"/>
+        <w:outlineLvl w:val="0"/>
       </w:pPr>
       <w:r>
         <w:rPr>
@@ -73,6 +74,7 @@
     <w:p>
       <w:pPr>
         <w:spacing w:before="160" w:after="60"/>
+        <w:outlineLvl w:val="1"/>
         <w:pBdr>
           <w:bottom w:val="single" w:sz="6" w:space="2" w:color="999999"/>
         </w:pBdr>
@@ -199,6 +201,7 @@
     <w:p>
       <w:pPr>
         <w:spacing w:before="160" w:after="60"/>
+        <w:outlineLvl w:val="1"/>
         <w:pBdr>
           <w:bottom w:val="single" w:sz="6" w:space="2" w:color="999999"/>
         </w:pBdr>
@@ -792,6 +795,7 @@
     <w:p>
       <w:pPr>
         <w:spacing w:before="160" w:after="60"/>
+        <w:outlineLvl w:val="1"/>
         <w:pBdr>
           <w:bottom w:val="single" w:sz="6" w:space="2" w:color="999999"/>
         </w:pBdr>
@@ -867,6 +871,7 @@
     <w:p>
       <w:pPr>
         <w:spacing w:before="160" w:after="60"/>
+        <w:outlineLvl w:val="1"/>
         <w:pBdr>
           <w:bottom w:val="single" w:sz="6" w:space="2" w:color="999999"/>
         </w:pBdr>

--- a/resume/Krishnakumar-CV.docx
+++ b/resume/Krishnakumar-CV.docx
@@ -6,7 +6,6 @@
       <w:pPr>
         <w:spacing w:after="40"/>
         <w:jc w:val="center"/>
-        <w:outlineLvl w:val="0"/>
       </w:pPr>
       <w:r>
         <w:rPr>
@@ -28,17 +27,16 @@
           <w:color w:val="333333"/>
           <w:sz w:val="18"/>
         </w:rPr>
-        <w:t xml:space="preserve">Hayward, CA | (256) 652-8738 | ramesankrishnakumar@gmail.com | </w:t>
+        <w:t xml:space="preserve">Phone: +1 256-652-8738 | Hayward, CA | </w:t>
       </w:r>
-      <w:hyperlink r:id="rId9">
-        <w:r>
-          <w:rPr>
-            <w:color w:val="1A1A1A"/>
-            <w:u w:val="none"/>
-          </w:rPr>
-          <w:t>linkedin.com/in/rkrrish</w:t>
-        </w:r>
-      </w:hyperlink>
+      <w:r>
+        <w:rPr>
+          <w:b w:val="0"/>
+          <w:color w:val="333333"/>
+          <w:sz w:val="18"/>
+        </w:rPr>
+        <w:t>ramesankrishnakumar@gmail.com</w:t>
+      </w:r>
       <w:r>
         <w:rPr>
           <w:b w:val="0"/>
@@ -47,15 +45,30 @@
         </w:rPr>
         <w:t xml:space="preserve"> | </w:t>
       </w:r>
-      <w:hyperlink r:id="rId10">
-        <w:r>
-          <w:rPr>
-            <w:color w:val="1A1A1A"/>
-            <w:u w:val="none"/>
-          </w:rPr>
-          <w:t>github.com/ramesankrishnakumar</w:t>
-        </w:r>
-      </w:hyperlink>
+      <w:r>
+        <w:rPr>
+          <w:b w:val="0"/>
+          <w:color w:val="333333"/>
+          <w:sz w:val="18"/>
+        </w:rPr>
+        <w:t>linkedin.com/in/rkrrish</w:t>
+      </w:r>
+      <w:r>
+        <w:rPr>
+          <w:b w:val="0"/>
+          <w:color w:val="333333"/>
+          <w:sz w:val="18"/>
+        </w:rPr>
+        <w:t xml:space="preserve"> | </w:t>
+      </w:r>
+      <w:r>
+        <w:rPr>
+          <w:b w:val="0"/>
+          <w:color w:val="333333"/>
+          <w:sz w:val="18"/>
+        </w:rPr>
+        <w:t>github.com/ramesankrishnakumar</w:t>
+      </w:r>
     </w:p>
     <w:p>
       <w:pPr>
@@ -115,7 +128,7 @@
           <w:color w:val="1A1A1A"/>
           <w:sz w:val="20"/>
         </w:rPr>
-        <w:t xml:space="preserve"> building enterprise microservices, identity integrations with </w:t>
+        <w:t xml:space="preserve"> building enterprise microservices in </w:t>
       </w:r>
       <w:r>
         <w:rPr>
@@ -123,7 +136,39 @@
           <w:color w:val="1A1A1A"/>
           <w:sz w:val="20"/>
         </w:rPr>
-        <w:t>SAML, OIDC, and Okta</w:t>
+        <w:t>Kotlin/Java</w:t>
+      </w:r>
+      <w:r>
+        <w:rPr>
+          <w:b w:val="0"/>
+          <w:color w:val="1A1A1A"/>
+          <w:sz w:val="20"/>
+        </w:rPr>
+        <w:t xml:space="preserve">, identity integrations on </w:t>
+      </w:r>
+      <w:r>
+        <w:rPr>
+          <w:b/>
+          <w:color w:val="1A1A1A"/>
+          <w:sz w:val="20"/>
+        </w:rPr>
+        <w:t>Okta</w:t>
+      </w:r>
+      <w:r>
+        <w:rPr>
+          <w:b w:val="0"/>
+          <w:color w:val="1A1A1A"/>
+          <w:sz w:val="20"/>
+        </w:rPr>
+        <w:t xml:space="preserve"> using </w:t>
+      </w:r>
+      <w:r>
+        <w:rPr>
+          <w:b/>
+          <w:color w:val="1A1A1A"/>
+          <w:sz w:val="20"/>
+        </w:rPr>
+        <w:t>SAML and OIDC</w:t>
       </w:r>
       <w:r>
         <w:rPr>
@@ -147,7 +192,7 @@
           <w:color w:val="1A1A1A"/>
           <w:sz w:val="20"/>
         </w:rPr>
-        <w:t xml:space="preserve">. Recently designed and shipped a production multi-agent AI onboarding system for QuickBooks on </w:t>
+        <w:t xml:space="preserve">. Designed and built a production multi-agent AI onboarding assistant for QuickBooks on </w:t>
       </w:r>
       <w:r>
         <w:rPr>
@@ -155,7 +200,7 @@
           <w:color w:val="1A1A1A"/>
           <w:sz w:val="20"/>
         </w:rPr>
-        <w:t>LangGraph and OpenAI GPT 4.1</w:t>
+        <w:t>LangGraph and OpenAI GPT-4.1</w:t>
       </w:r>
       <w:r>
         <w:rPr>
@@ -163,39 +208,7 @@
           <w:color w:val="1A1A1A"/>
           <w:sz w:val="20"/>
         </w:rPr>
-        <w:t xml:space="preserve">, ramped to </w:t>
-      </w:r>
-      <w:r>
-        <w:rPr>
-          <w:b/>
-          <w:color w:val="1A1A1A"/>
-          <w:sz w:val="20"/>
-        </w:rPr>
-        <w:t>50% of first-time trial customers</w:t>
-      </w:r>
-      <w:r>
-        <w:rPr>
-          <w:b w:val="0"/>
-          <w:color w:val="1A1A1A"/>
-          <w:sz w:val="20"/>
-        </w:rPr>
-        <w:t xml:space="preserve">. Strong in </w:t>
-      </w:r>
-      <w:r>
-        <w:rPr>
-          <w:b/>
-          <w:color w:val="1A1A1A"/>
-          <w:sz w:val="20"/>
-        </w:rPr>
-        <w:t>Kotlin/Java</w:t>
-      </w:r>
-      <w:r>
-        <w:rPr>
-          <w:b w:val="0"/>
-          <w:color w:val="1A1A1A"/>
-          <w:sz w:val="20"/>
-        </w:rPr>
-        <w:t>, distributed system design, data security, and production reliability at scale.</w:t>
+        <w:t>, shipped to new trial customers. Comfortable owning ambiguous, high-stakes systems end to end, from design through GA and production hardening.</w:t>
       </w:r>
     </w:p>
     <w:p>
@@ -226,17 +239,18 @@
       <w:r>
         <w:rPr>
           <w:b/>
-          <w:sz w:val="21"/>
+          <w:sz w:val="20"/>
         </w:rPr>
-        <w:t>Intuit — Senior Software Engineer</w:t>
+        <w:t>Intuit - Senior Software Engineer</w:t>
       </w:r>
       <w:r>
         <w:rPr>
           <w:color w:val="444444"/>
-          <w:sz w:val="18"/>
+          <w:sz w:val="20"/>
         </w:rPr>
+        <w:t xml:space="preserve"> </w:t>
         <w:tab/>
-        <w:t>Aug 2022 – Present</w:t>
+        <w:t>Aug 2022 - Present</w:t>
       </w:r>
     </w:p>
     <w:p>
@@ -258,7 +272,7 @@
           <w:color w:val="1A1A1A"/>
           <w:sz w:val="20"/>
         </w:rPr>
-        <w:t xml:space="preserve"> a production multi-agent AI onboarding assistant for QuickBooks on LangGraph and OpenAI GPT 4.1, driving it from hackathon prototype to production as tech lead. Built a config-driven intent orchestrator that classifies each user message as an onboarding question, an expert handoff, or a general QuickBooks question beyond the domain agents' scope, then routes onboarding questions to a second config-driven orchestrator that delegates across 7 domain agents or answers directly from prior conversation and progress context.</w:t>
+        <w:t xml:space="preserve"> a production multi-agent AI onboarding assistant for QuickBooks on LangGraph and OpenAI GPT-4.1 as tech lead, taking it from hackathon prototype to a rollout used by new trial customers. Built a config-driven intent orchestrator that classifies each message and routes across 7 domain agents.</w:t>
       </w:r>
     </w:p>
     <w:p>
@@ -272,7 +286,7 @@
           <w:color w:val="1A1A1A"/>
           <w:sz w:val="20"/>
         </w:rPr>
-        <w:t>Built</w:t>
+        <w:t>Built and hardened</w:t>
       </w:r>
       <w:r>
         <w:rPr>
@@ -280,45 +294,7 @@
           <w:color w:val="1A1A1A"/>
           <w:sz w:val="20"/>
         </w:rPr>
-        <w:t xml:space="preserve"> the screen context engine grounding those agents in what the customer sees, converting the live DOM into a compact markdown structure with on-page redaction of sensitive data like SSNs, addresses, and phone numbers. Replaced an earlier screenshot-plus-vision-LLM pipeline of roughly </w:t>
-      </w:r>
-      <w:r>
-        <w:rPr>
-          <w:b/>
-          <w:color w:val="1A1A1A"/>
-          <w:sz w:val="20"/>
-        </w:rPr>
-        <w:t>9 seconds per turn with a ~30 ms DOM parse</w:t>
-      </w:r>
-      <w:r>
-        <w:rPr>
-          <w:b w:val="0"/>
-          <w:color w:val="1A1A1A"/>
-          <w:sz w:val="20"/>
-        </w:rPr>
-        <w:t>, trading away on-screen imagery the onboarding use case did not need.</w:t>
-      </w:r>
-    </w:p>
-    <w:p>
-      <w:pPr>
-        <w:pStyle w:val="ListBullet"/>
-        <w:spacing w:after="40"/>
-      </w:pPr>
-      <w:r>
-        <w:rPr>
-          <w:b/>
-          <w:color w:val="1A1A1A"/>
-          <w:sz w:val="20"/>
-        </w:rPr>
-        <w:t>Hardened</w:t>
-      </w:r>
-      <w:r>
-        <w:rPr>
-          <w:b w:val="0"/>
-          <w:color w:val="1A1A1A"/>
-          <w:sz w:val="20"/>
-        </w:rPr>
-        <w:t xml:space="preserve"> the context engine for a constantly navigating app by debouncing captures to fire only after the user settles, waiting for page navigation to complete before reading the DOM, and letting agents request a fresh read on demand, keeping guidance accurate without flooding the pipeline on every interaction.</w:t>
+        <w:t xml:space="preserve"> the screen context engine that grounds those agents in what the customer sees, converting the live DOM into compact markdown with on-page redaction of sensitive data like SSNs, addresses, and phone numbers. Replaced a multi-second screenshot-plus-vision-LLM pipeline with a near-instant DOM parse, debounced and navigation-aware to stay accurate without flooding the pipeline.</w:t>
       </w:r>
     </w:p>
     <w:p>
@@ -340,7 +316,7 @@
           <w:color w:val="1A1A1A"/>
           <w:sz w:val="20"/>
         </w:rPr>
-        <w:t xml:space="preserve"> account and credential management for QuickBooks' shipping module, enabling customers to fulfill invoices end to end and print labels via a carrier aggregator. Launched to GA as the </w:t>
+        <w:t xml:space="preserve"> account and credential management for QuickBooks' shipping module, launched to GA as the </w:t>
       </w:r>
       <w:r>
         <w:rPr>
@@ -356,29 +332,7 @@
           <w:color w:val="1A1A1A"/>
           <w:sz w:val="20"/>
         </w:rPr>
-        <w:t xml:space="preserve"> with hundreds of shipping labels created post-launch.</w:t>
-      </w:r>
-    </w:p>
-    <w:p>
-      <w:pPr>
-        <w:pStyle w:val="ListBullet"/>
-        <w:spacing w:after="40"/>
-      </w:pPr>
-      <w:r>
-        <w:rPr>
-          <w:b/>
-          <w:color w:val="1A1A1A"/>
-          <w:sz w:val="20"/>
-        </w:rPr>
-        <w:t>Secured</w:t>
-      </w:r>
-      <w:r>
-        <w:rPr>
-          <w:b w:val="0"/>
-          <w:color w:val="1A1A1A"/>
-          <w:sz w:val="20"/>
-        </w:rPr>
-        <w:t xml:space="preserve"> thousands of carrier API credentials with AES-256-GCM envelope encryption via AWS KMS, 30-day versioned root key rotation, and mTLS in transit, built as an isolated migration-ready module to unblock GA when the platform team could not support the provider's hierarchical key model.</w:t>
+        <w:t>. Secured thousands of carrier API credentials with AES-256-GCM envelope encryption via AWS KMS (30-day key rotation, mTLS), built as an isolated migration-ready module to unblock GA when the platform could not support the provider's hierarchical key model.</w:t>
       </w:r>
     </w:p>
     <w:p>
@@ -446,7 +400,7 @@
           <w:color w:val="1A1A1A"/>
           <w:sz w:val="20"/>
         </w:rPr>
-        <w:t>Eliminated</w:t>
+        <w:t>Diagnosed and optimized</w:t>
       </w:r>
       <w:r>
         <w:rPr>
@@ -454,7 +408,7 @@
           <w:color w:val="1A1A1A"/>
           <w:sz w:val="20"/>
         </w:rPr>
-        <w:t xml:space="preserve"> a production 30-second timeout when bulk-matching catalog variants by profiling query patterns and removing redundant round-trips, unnecessary data loads, and missing indexes, </w:t>
+        <w:t xml:space="preserve"> a bulk-match API failing under dense product/variant relationships, removing N+1 round-trips and over-fetching and adding targeted indexes to </w:t>
       </w:r>
       <w:r>
         <w:rPr>
@@ -462,7 +416,7 @@
           <w:color w:val="1A1A1A"/>
           <w:sz w:val="20"/>
         </w:rPr>
-        <w:t>dropping response time from 30 s to 785 ms (97% reduction)</w:t>
+        <w:t>cut response time from 30 s to 785 ms (97%)</w:t>
       </w:r>
       <w:r>
         <w:rPr>
@@ -500,7 +454,7 @@
           <w:color w:val="1A1A1A"/>
           <w:sz w:val="20"/>
         </w:rPr>
-        <w:t>saving ~25,000 hours of expert time (30 min × 50K active services)</w:t>
+        <w:t>saving around 25K hours of expert time across 50K active services</w:t>
       </w:r>
       <w:r>
         <w:rPr>
@@ -521,17 +475,18 @@
       <w:r>
         <w:rPr>
           <w:b/>
-          <w:sz w:val="21"/>
+          <w:sz w:val="20"/>
         </w:rPr>
-        <w:t>TriNet — Software Engineer</w:t>
+        <w:t>TriNet - Software Engineer</w:t>
       </w:r>
       <w:r>
         <w:rPr>
           <w:color w:val="444444"/>
-          <w:sz w:val="18"/>
+          <w:sz w:val="20"/>
         </w:rPr>
+        <w:t xml:space="preserve"> </w:t>
         <w:tab/>
-        <w:t>Aug 2016 – Jul 2022</w:t>
+        <w:t>Aug 2016 - Jul 2022</w:t>
       </w:r>
     </w:p>
     <w:p>
@@ -683,7 +638,7 @@
           <w:color w:val="1A1A1A"/>
           <w:sz w:val="20"/>
         </w:rPr>
-        <w:t xml:space="preserve"> an audited event-bridge connecting an on-premise HR engine to new microservices, processing </w:t>
+        <w:t xml:space="preserve"> an audited event-bridge connecting an on-premises HR engine to new microservices, processing </w:t>
       </w:r>
       <w:r>
         <w:rPr>
@@ -691,7 +646,7 @@
           <w:color w:val="1A1A1A"/>
           <w:sz w:val="20"/>
         </w:rPr>
-        <w:t>300–400K events/day</w:t>
+        <w:t>300-400K events/day</w:t>
       </w:r>
       <w:r>
         <w:rPr>
@@ -707,7 +662,7 @@
           <w:color w:val="1A1A1A"/>
           <w:sz w:val="20"/>
         </w:rPr>
-        <w:t>saving 10–15 min per incident</w:t>
+        <w:t>saving 10-15 min per incident</w:t>
       </w:r>
       <w:r>
         <w:rPr>
@@ -728,17 +683,18 @@
       <w:r>
         <w:rPr>
           <w:b/>
-          <w:sz w:val="21"/>
+          <w:sz w:val="20"/>
         </w:rPr>
-        <w:t>Mazda North American Operations — Contractor</w:t>
+        <w:t>Mazda North American Operations - Contractor</w:t>
       </w:r>
       <w:r>
         <w:rPr>
           <w:color w:val="444444"/>
-          <w:sz w:val="18"/>
+          <w:sz w:val="20"/>
         </w:rPr>
+        <w:t xml:space="preserve"> </w:t>
         <w:tab/>
-        <w:t>Nov 2015 – Apr 2016</w:t>
+        <w:t>Nov 2015 - Apr 2016</w:t>
       </w:r>
     </w:p>
     <w:p>
@@ -765,17 +721,18 @@
       <w:r>
         <w:rPr>
           <w:b/>
-          <w:sz w:val="21"/>
+          <w:sz w:val="20"/>
         </w:rPr>
-        <w:t>Infosys Limited — Systems Engineer</w:t>
+        <w:t>Infosys Limited - Systems Engineer</w:t>
       </w:r>
       <w:r>
         <w:rPr>
           <w:color w:val="444444"/>
-          <w:sz w:val="18"/>
+          <w:sz w:val="20"/>
         </w:rPr>
+        <w:t xml:space="preserve"> </w:t>
         <w:tab/>
-        <w:t>Jun 2011 – Jun 2013</w:t>
+        <w:t>Jun 2011 - Jun 2013</w:t>
       </w:r>
     </w:p>
     <w:p>
@@ -828,7 +785,7 @@
           <w:color w:val="1A1A1A"/>
           <w:sz w:val="20"/>
         </w:rPr>
-        <w:t xml:space="preserve">, University of Alabama in Huntsville — May 2015 | GPA </w:t>
+        <w:t xml:space="preserve">, University of Alabama in Huntsville - May 2015 | GPA </w:t>
       </w:r>
       <w:r>
         <w:rPr>
@@ -857,7 +814,7 @@
           <w:color w:val="1A1A1A"/>
           <w:sz w:val="20"/>
         </w:rPr>
-        <w:t xml:space="preserve">, Amrita School of Engineering — Jun 2011 | GPA </w:t>
+        <w:t xml:space="preserve">, Amrita School of Engineering - Jun 2011 | GPA </w:t>
       </w:r>
       <w:r>
         <w:rPr>
@@ -946,7 +903,7 @@
           <w:color w:val="1A1A1A"/>
           <w:sz w:val="20"/>
         </w:rPr>
-        <w:t xml:space="preserve"> LangGraph, OpenAI API (GPT 4.1), multi-agent orchestration, DOM-based context engineering</w:t>
+        <w:t xml:space="preserve"> LangGraph, OpenAI API (GPT-4.1), multi-agent orchestration, DOM-based context engineering</w:t>
       </w:r>
     </w:p>
     <w:p>
@@ -1009,7 +966,7 @@
           <w:color w:val="1A1A1A"/>
           <w:sz w:val="20"/>
         </w:rPr>
-        <w:t xml:space="preserve"> Okta, SAML, OIDC, SSO, AWS KMS, AES-256-GCM</w:t>
+        <w:t xml:space="preserve"> Okta, SAML, OIDC, SSO, AWS KMS</w:t>
       </w:r>
     </w:p>
     <w:p>
